--- a/datasets/Table S1 - Summary of Parameter Sets.docx
+++ b/datasets/Table S1 - Summary of Parameter Sets.docx
@@ -4,7 +4,7 @@
   <w:body>
     <w:p>
       <w:pPr>
-        <w:pStyle w:val="Titre1"/>
+        <w:pStyle w:val="TableCaption"/>
       </w:pPr>
       <w:r>
         <w:t xml:space="preserve">Table S1: Summary of Parameter Sets Used in Published Equations</w:t>
